--- a/sourse/python/ООП/chernikova_v_m_lab_4_text_editor-master/Черникова_Отчет.docx
+++ b/sourse/python/ООП/chernikova_v_m_lab_4_text_editor-master/Черникова_Отчет.docx
@@ -506,12 +506,6 @@
           <w:rFonts w:cs="Times New Roman"/>
         </w:rPr>
       </w:pPr>
-      <w:r>
-        <w:rPr>
-          <w:rFonts w:cs="Times New Roman"/>
-        </w:rPr>
-        <w:t>асс. преподавателя</w:t>
-      </w:r>
       <w:r>
         <w:rPr>
           <w:rFonts w:cs="Times New Roman"/>
@@ -1294,27 +1288,14 @@
       <w:r>
         <w:t xml:space="preserve">Рисунок </w:t>
       </w:r>
-      <w:r>
-        <w:fldChar w:fldCharType="begin"/>
-      </w:r>
-      <w:r>
-        <w:instrText xml:space="preserve"> SEQ Рисунок \* ARABIC </w:instrText>
-      </w:r>
-      <w:r>
-        <w:fldChar w:fldCharType="separate"/>
-      </w:r>
-      <w:r>
-        <w:rPr>
-          <w:noProof/>
-        </w:rPr>
-        <w:t>1</w:t>
-      </w:r>
-      <w:r>
-        <w:rPr>
-          <w:noProof/>
-        </w:rPr>
-        <w:fldChar w:fldCharType="end"/>
-      </w:r>
+      <w:fldSimple w:instr=" SEQ Рисунок \* ARABIC ">
+        <w:r>
+          <w:rPr>
+            <w:noProof/>
+          </w:rPr>
+          <w:t>1</w:t>
+        </w:r>
+      </w:fldSimple>
       <w:r>
         <w:t xml:space="preserve"> - </w:t>
       </w:r>
@@ -2592,13 +2573,8 @@
       <w:r>
         <w:t xml:space="preserve">И в командной строке можно увидеть </w:t>
       </w:r>
-      <w:proofErr w:type="spellStart"/>
-      <w:r>
-        <w:t>логи</w:t>
-      </w:r>
-      <w:proofErr w:type="spellEnd"/>
-      <w:r>
-        <w:t xml:space="preserve"> ре</w:t>
+      <w:r>
+        <w:t>логи ре</w:t>
       </w:r>
       <w:r>
         <w:t>д</w:t>
